--- a/submission_pack/Supporting_Information.docx
+++ b/submission_pack/Supporting_Information.docx
@@ -37,7 +37,7 @@
           <w:i w:val="0"/>
           <w:sz w:val="22"/>
         </w:rPr>
-        <w:t xml:space="preserve"> Conserved nerve-injury-associated transcriptional response on the DRG–spinal axis: dorsal root ganglion analysis with spinal-cord localisation and honest repurposing null</w:t>
+        <w:t xml:space="preserve"> Conserved nerve-injury-associated transcriptional response of the dorsal root ganglion: spinal-cord localisation and an honest repurposing null</w:t>
       </w:r>
     </w:p>
     <w:p>
@@ -7649,7 +7649,25 @@
           <w:i w:val="0"/>
           <w:sz w:val="22"/>
         </w:rPr>
-        <w:t xml:space="preserve"> = consistent / divergent / n/a between Visium top region and snRNA lineage. </w:t>
+        <w:t xml:space="preserve"> = consistent / divergent / n/a between Visium top region and snRNA lineage. The </w:t>
+      </w:r>
+      <w:r>
+        <w:rPr>
+          <w:rFonts w:ascii="Courier New" w:hAnsi="Courier New"/>
+          <w:b w:val="0"/>
+          <w:i w:val="0"/>
+          <w:sz w:val="22"/>
+        </w:rPr>
+        <w:t>In_35hub_set</w:t>
+      </w:r>
+      <w:r>
+        <w:rPr>
+          <w:rFonts w:ascii="Times New Roman" w:hAnsi="Times New Roman"/>
+          <w:b w:val="0"/>
+          <w:i w:val="0"/>
+          <w:sz w:val="22"/>
+        </w:rPr>
+        <w:t xml:space="preserve"> column (=1 for all 35 rows) denotes membership in the 35-gene candidate set by construction; it is not a Visium-detection flag — actual detectability is given by the Tier and Top-detect columns (CRISP3 and LNP1 are all-zero, below detection). </w:t>
       </w:r>
       <w:r>
         <w:rPr>
@@ -7785,7 +7803,7 @@
                 <w:i w:val="0"/>
                 <w:sz w:val="18"/>
               </w:rPr>
-              <w:t>Present</w:t>
+              <w:t>In_35hub_set</w:t>
             </w:r>
           </w:p>
         </w:tc>
@@ -24820,148 +24838,6 @@
                 <w:sz w:val="18"/>
               </w:rPr>
               <w:t>0.961</w:t>
-            </w:r>
-          </w:p>
-        </w:tc>
-        <w:tc>
-          <w:tcPr>
-            <w:tcW w:type="dxa" w:w="1337"/>
-          </w:tcPr>
-          <w:p>
-            <w:pPr>
-              <w:spacing w:line="240" w:lineRule="auto" w:before="20" w:after="20"/>
-            </w:pPr>
-            <w:r/>
-            <w:r>
-              <w:rPr>
-                <w:rFonts w:ascii="Times New Roman" w:hAnsi="Times New Roman"/>
-                <w:b w:val="0"/>
-                <w:i w:val="0"/>
-                <w:sz w:val="18"/>
-              </w:rPr>
-              <w:t>no</w:t>
-            </w:r>
-          </w:p>
-        </w:tc>
-      </w:tr>
-      <w:tr>
-        <w:tc>
-          <w:tcPr>
-            <w:tcW w:type="dxa" w:w="1337"/>
-          </w:tcPr>
-          <w:p>
-            <w:pPr>
-              <w:spacing w:line="240" w:lineRule="auto" w:before="20" w:after="20"/>
-            </w:pPr>
-            <w:r/>
-            <w:r>
-              <w:rPr>
-                <w:rFonts w:ascii="Times New Roman" w:hAnsi="Times New Roman"/>
-                <w:b w:val="0"/>
-                <w:i w:val="0"/>
-                <w:sz w:val="18"/>
-              </w:rPr>
-              <w:t>Sigma1</w:t>
-            </w:r>
-          </w:p>
-        </w:tc>
-        <w:tc>
-          <w:tcPr>
-            <w:tcW w:type="dxa" w:w="1337"/>
-          </w:tcPr>
-          <w:p>
-            <w:pPr>
-              <w:spacing w:line="240" w:lineRule="auto" w:before="20" w:after="20"/>
-            </w:pPr>
-            <w:r/>
-            <w:r>
-              <w:rPr>
-                <w:rFonts w:ascii="Times New Roman" w:hAnsi="Times New Roman"/>
-                <w:b w:val="0"/>
-                <w:i w:val="0"/>
-                <w:sz w:val="18"/>
-              </w:rPr>
-              <w:t>1</w:t>
-            </w:r>
-          </w:p>
-        </w:tc>
-        <w:tc>
-          <w:tcPr>
-            <w:tcW w:type="dxa" w:w="1337"/>
-          </w:tcPr>
-          <w:p>
-            <w:pPr>
-              <w:spacing w:line="240" w:lineRule="auto" w:before="20" w:after="20"/>
-            </w:pPr>
-            <w:r/>
-            <w:r>
-              <w:rPr>
-                <w:rFonts w:ascii="Times New Roman" w:hAnsi="Times New Roman"/>
-                <w:b w:val="0"/>
-                <w:i w:val="0"/>
-                <w:sz w:val="18"/>
-              </w:rPr>
-              <w:t>—</w:t>
-            </w:r>
-          </w:p>
-        </w:tc>
-        <w:tc>
-          <w:tcPr>
-            <w:tcW w:type="dxa" w:w="1337"/>
-          </w:tcPr>
-          <w:p>
-            <w:pPr>
-              <w:spacing w:line="240" w:lineRule="auto" w:before="20" w:after="20"/>
-            </w:pPr>
-            <w:r/>
-            <w:r>
-              <w:rPr>
-                <w:rFonts w:ascii="Times New Roman" w:hAnsi="Times New Roman"/>
-                <w:b/>
-                <w:i w:val="0"/>
-                <w:sz w:val="18"/>
-              </w:rPr>
-              <w:t>—</w:t>
-            </w:r>
-          </w:p>
-        </w:tc>
-        <w:tc>
-          <w:tcPr>
-            <w:tcW w:type="dxa" w:w="1337"/>
-          </w:tcPr>
-          <w:p>
-            <w:pPr>
-              <w:spacing w:line="240" w:lineRule="auto" w:before="20" w:after="20"/>
-            </w:pPr>
-            <w:r/>
-            <w:r>
-              <w:rPr>
-                <w:rFonts w:ascii="Times New Roman" w:hAnsi="Times New Roman"/>
-                <w:b w:val="0"/>
-                <w:i w:val="0"/>
-                <w:sz w:val="18"/>
-              </w:rPr>
-              <w:t>—</w:t>
-            </w:r>
-          </w:p>
-        </w:tc>
-        <w:tc>
-          <w:tcPr>
-            <w:tcW w:type="dxa" w:w="1337"/>
-          </w:tcPr>
-          <w:p>
-            <w:pPr>
-              <w:spacing w:line="240" w:lineRule="auto" w:before="20" w:after="20"/>
-            </w:pPr>
-            <w:r/>
-            <w:r>
-              <w:rPr>
-                <w:rFonts w:ascii="Times New Roman" w:hAnsi="Times New Roman"/>
-                <w:b w:val="0"/>
-                <w:i w:val="0"/>
-                <w:sz w:val="18"/>
-              </w:rPr>
-              <w:t>—</w:t>
             </w:r>
           </w:p>
         </w:tc>

--- a/submission_pack/Supporting_Information.docx
+++ b/submission_pack/Supporting_Information.docx
@@ -22363,7 +22363,7 @@
                 <w:i w:val="0"/>
                 <w:sz w:val="18"/>
               </w:rPr>
-              <w:t>0.0004998</w:t>
+              <w:t>0.0005</w:t>
             </w:r>
           </w:p>
         </w:tc>
@@ -22383,7 +22383,7 @@
                 <w:i w:val="0"/>
                 <w:sz w:val="18"/>
               </w:rPr>
-              <w:t>0.002999</w:t>
+              <w:t>0.0022</w:t>
             </w:r>
           </w:p>
         </w:tc>
@@ -22403,7 +22403,7 @@
                 <w:i w:val="0"/>
                 <w:sz w:val="18"/>
               </w:rPr>
-              <w:t>0.0004998</w:t>
+              <w:t>0.0005</w:t>
             </w:r>
           </w:p>
         </w:tc>
@@ -22423,7 +22423,7 @@
                 <w:i w:val="0"/>
                 <w:sz w:val="18"/>
               </w:rPr>
-              <w:t>0.002999</w:t>
+              <w:t>0.0022</w:t>
             </w:r>
           </w:p>
         </w:tc>
@@ -22443,7 +22443,7 @@
                 <w:i w:val="0"/>
                 <w:sz w:val="18"/>
               </w:rPr>
-              <w:t>yes</w:t>
+              <w:t>yes (FE &amp; RE)</w:t>
             </w:r>
           </w:p>
         </w:tc>
@@ -22505,7 +22505,7 @@
                 <w:i w:val="0"/>
                 <w:sz w:val="18"/>
               </w:rPr>
-              <w:t>0.0004998</w:t>
+              <w:t>0.0005</w:t>
             </w:r>
           </w:p>
         </w:tc>
@@ -22525,7 +22525,7 @@
                 <w:i w:val="0"/>
                 <w:sz w:val="18"/>
               </w:rPr>
-              <w:t>0.002999</w:t>
+              <w:t>0.0022</w:t>
             </w:r>
           </w:p>
         </w:tc>
@@ -22545,7 +22545,7 @@
                 <w:i w:val="0"/>
                 <w:sz w:val="18"/>
               </w:rPr>
-              <w:t>0.0004998</w:t>
+              <w:t>0.0005</w:t>
             </w:r>
           </w:p>
         </w:tc>
@@ -22565,7 +22565,7 @@
                 <w:i w:val="0"/>
                 <w:sz w:val="18"/>
               </w:rPr>
-              <w:t>0.002999</w:t>
+              <w:t>0.0022</w:t>
             </w:r>
           </w:p>
         </w:tc>
@@ -22585,7 +22585,7 @@
                 <w:i w:val="0"/>
                 <w:sz w:val="18"/>
               </w:rPr>
-              <w:t>yes</w:t>
+              <w:t>yes (FE &amp; RE)</w:t>
             </w:r>
           </w:p>
         </w:tc>
@@ -22607,7 +22607,7 @@
                 <w:i w:val="0"/>
                 <w:sz w:val="18"/>
               </w:rPr>
-              <w:t>DAM_microglia</w:t>
+              <w:t>Mitochondria_OXPHOS</w:t>
             </w:r>
           </w:p>
         </w:tc>
@@ -22627,7 +22627,7 @@
                 <w:i w:val="0"/>
                 <w:sz w:val="18"/>
               </w:rPr>
-              <w:t>16</w:t>
+              <w:t>19</w:t>
             </w:r>
           </w:p>
         </w:tc>
@@ -22647,7 +22647,7 @@
                 <w:i w:val="0"/>
                 <w:sz w:val="18"/>
               </w:rPr>
-              <w:t>0.0004998</w:t>
+              <w:t>0.0005</w:t>
             </w:r>
           </w:p>
         </w:tc>
@@ -22667,7 +22667,7 @@
                 <w:i w:val="0"/>
                 <w:sz w:val="18"/>
               </w:rPr>
-              <w:t>0.002999</w:t>
+              <w:t>0.0022</w:t>
             </w:r>
           </w:p>
         </w:tc>
@@ -22687,7 +22687,7 @@
                 <w:i w:val="0"/>
                 <w:sz w:val="18"/>
               </w:rPr>
-              <w:t>0.0004998</w:t>
+              <w:t>0.0005</w:t>
             </w:r>
           </w:p>
         </w:tc>
@@ -22707,7 +22707,7 @@
                 <w:i w:val="0"/>
                 <w:sz w:val="18"/>
               </w:rPr>
-              <w:t>0.002999</w:t>
+              <w:t>0.0022</w:t>
             </w:r>
           </w:p>
         </w:tc>
@@ -22727,7 +22727,7 @@
                 <w:i w:val="0"/>
                 <w:sz w:val="18"/>
               </w:rPr>
-              <w:t>yes</w:t>
+              <w:t>yes (FE &amp; RE)</w:t>
             </w:r>
           </w:p>
         </w:tc>
@@ -22749,7 +22749,7 @@
                 <w:i w:val="0"/>
                 <w:sz w:val="18"/>
               </w:rPr>
-              <w:t>Mitochondria_OXPHOS</w:t>
+              <w:t>DAM_microglia</w:t>
             </w:r>
           </w:p>
         </w:tc>
@@ -22769,7 +22769,7 @@
                 <w:i w:val="0"/>
                 <w:sz w:val="18"/>
               </w:rPr>
-              <w:t>19</w:t>
+              <w:t>16</w:t>
             </w:r>
           </w:p>
         </w:tc>
@@ -22789,7 +22789,7 @@
                 <w:i w:val="0"/>
                 <w:sz w:val="18"/>
               </w:rPr>
-              <w:t>0.004498</w:t>
+              <w:t>0.0005</w:t>
             </w:r>
           </w:p>
         </w:tc>
@@ -22809,7 +22809,7 @@
                 <w:i w:val="0"/>
                 <w:sz w:val="18"/>
               </w:rPr>
-              <w:t>0.02024</w:t>
+              <w:t>0.0022</w:t>
             </w:r>
           </w:p>
         </w:tc>
@@ -22829,7 +22829,7 @@
                 <w:i w:val="0"/>
                 <w:sz w:val="18"/>
               </w:rPr>
-              <w:t>0.06897</w:t>
+              <w:t>0.0005</w:t>
             </w:r>
           </w:p>
         </w:tc>
@@ -22849,7 +22849,7 @@
                 <w:i w:val="0"/>
                 <w:sz w:val="18"/>
               </w:rPr>
-              <w:t>0.3103</w:t>
+              <w:t>0.0022</w:t>
             </w:r>
           </w:p>
         </w:tc>
@@ -22869,7 +22869,7 @@
                 <w:i w:val="0"/>
                 <w:sz w:val="18"/>
               </w:rPr>
-              <w:t>fixed-effect only</w:t>
+              <w:t>yes (FE &amp; RE)</w:t>
             </w:r>
           </w:p>
         </w:tc>
@@ -22931,7 +22931,7 @@
                 <w:i w:val="0"/>
                 <w:sz w:val="18"/>
               </w:rPr>
-              <w:t>0.01299</w:t>
+              <w:t>0.0070</w:t>
             </w:r>
           </w:p>
         </w:tc>
@@ -22951,7 +22951,7 @@
                 <w:i w:val="0"/>
                 <w:sz w:val="18"/>
               </w:rPr>
-              <w:t>0.04678</w:t>
+              <w:t>0.0252</w:t>
             </w:r>
           </w:p>
         </w:tc>
@@ -22971,7 +22971,7 @@
                 <w:i w:val="0"/>
                 <w:sz w:val="18"/>
               </w:rPr>
-              <w:t>0.4898</w:t>
+              <w:t>0.3003</w:t>
             </w:r>
           </w:p>
         </w:tc>
@@ -22991,7 +22991,7 @@
                 <w:i w:val="0"/>
                 <w:sz w:val="18"/>
               </w:rPr>
-              <w:t>0.7948</w:t>
+              <w:t>0.8469</w:t>
             </w:r>
           </w:p>
         </w:tc>
@@ -23011,7 +23011,7 @@
                 <w:i w:val="0"/>
                 <w:sz w:val="18"/>
               </w:rPr>
-              <w:t>fixed-effect only</w:t>
+              <w:t>FE only</w:t>
             </w:r>
           </w:p>
         </w:tc>
@@ -23073,7 +23073,7 @@
                 <w:i w:val="0"/>
                 <w:sz w:val="18"/>
               </w:rPr>
-              <w:t>0.1059</w:t>
+              <w:t>0.1344</w:t>
             </w:r>
           </w:p>
         </w:tc>
@@ -23093,7 +23093,7 @@
                 <w:i w:val="0"/>
                 <w:sz w:val="18"/>
               </w:rPr>
-              <w:t>0.3178</w:t>
+              <w:t>0.4033</w:t>
             </w:r>
           </w:p>
         </w:tc>
@@ -23113,7 +23113,7 @@
                 <w:i w:val="0"/>
                 <w:sz w:val="18"/>
               </w:rPr>
-              <w:t>0.6182</w:t>
+              <w:t>0.9575</w:t>
             </w:r>
           </w:p>
         </w:tc>
@@ -23133,7 +23133,7 @@
                 <w:i w:val="0"/>
                 <w:sz w:val="18"/>
               </w:rPr>
-              <w:t>0.7948</w:t>
+              <w:t>0.9900</w:t>
             </w:r>
           </w:p>
         </w:tc>
@@ -23215,7 +23215,7 @@
                 <w:i w:val="0"/>
                 <w:sz w:val="18"/>
               </w:rPr>
-              <w:t>0.1724</w:t>
+              <w:t>0.2414</w:t>
             </w:r>
           </w:p>
         </w:tc>
@@ -23235,7 +23235,7 @@
                 <w:i w:val="0"/>
                 <w:sz w:val="18"/>
               </w:rPr>
-              <w:t>0.4433</w:t>
+              <w:t>0.6207</w:t>
             </w:r>
           </w:p>
         </w:tc>
@@ -23255,7 +23255,7 @@
                 <w:i w:val="0"/>
                 <w:sz w:val="18"/>
               </w:rPr>
-              <w:t>0.2354</w:t>
+              <w:t>0.4978</w:t>
             </w:r>
           </w:p>
         </w:tc>
@@ -23275,7 +23275,7 @@
                 <w:i w:val="0"/>
                 <w:sz w:val="18"/>
               </w:rPr>
-              <w:t>0.5047</w:t>
+              <w:t>0.9900</w:t>
             </w:r>
           </w:p>
         </w:tc>
@@ -23357,7 +23357,7 @@
                 <w:i w:val="0"/>
                 <w:sz w:val="18"/>
               </w:rPr>
-              <w:t>0.4383</w:t>
+              <w:t>0.5607</w:t>
             </w:r>
           </w:p>
         </w:tc>
@@ -23377,7 +23377,7 @@
                 <w:i w:val="0"/>
                 <w:sz w:val="18"/>
               </w:rPr>
-              <w:t>0.7736</w:t>
+              <w:t>0.9061</w:t>
             </w:r>
           </w:p>
         </w:tc>
@@ -23397,7 +23397,7 @@
                 <w:i w:val="0"/>
                 <w:sz w:val="18"/>
               </w:rPr>
-              <w:t>0.2524</w:t>
+              <w:t>0.4783</w:t>
             </w:r>
           </w:p>
         </w:tc>
@@ -23417,7 +23417,7 @@
                 <w:i w:val="0"/>
                 <w:sz w:val="18"/>
               </w:rPr>
-              <w:t>0.5047</w:t>
+              <w:t>0.9900</w:t>
             </w:r>
           </w:p>
         </w:tc>
@@ -23499,7 +23499,7 @@
                 <w:i w:val="0"/>
                 <w:sz w:val="18"/>
               </w:rPr>
-              <w:t>0.4458</w:t>
+              <w:t>0.5297</w:t>
             </w:r>
           </w:p>
         </w:tc>
@@ -23519,7 +23519,7 @@
                 <w:i w:val="0"/>
                 <w:sz w:val="18"/>
               </w:rPr>
-              <w:t>0.7736</w:t>
+              <w:t>0.9061</w:t>
             </w:r>
           </w:p>
         </w:tc>
@@ -23539,7 +23539,7 @@
                 <w:i w:val="0"/>
                 <w:sz w:val="18"/>
               </w:rPr>
-              <w:t>0.1064</w:t>
+              <w:t>0.3293</w:t>
             </w:r>
           </w:p>
         </w:tc>
@@ -23559,7 +23559,7 @@
                 <w:i w:val="0"/>
                 <w:sz w:val="18"/>
               </w:rPr>
-              <w:t>0.3193</w:t>
+              <w:t>0.8469</w:t>
             </w:r>
           </w:p>
         </w:tc>
@@ -23641,7 +23641,7 @@
                 <w:i w:val="0"/>
                 <w:sz w:val="18"/>
               </w:rPr>
-              <w:t>0.4893</w:t>
+              <w:t>0.5847</w:t>
             </w:r>
           </w:p>
         </w:tc>
@@ -23661,7 +23661,7 @@
                 <w:i w:val="0"/>
                 <w:sz w:val="18"/>
               </w:rPr>
-              <w:t>0.7736</w:t>
+              <w:t>0.9061</w:t>
             </w:r>
           </w:p>
         </w:tc>
@@ -23681,7 +23681,7 @@
                 <w:i w:val="0"/>
                 <w:sz w:val="18"/>
               </w:rPr>
-              <w:t>0.5522</w:t>
+              <w:t>0.7416</w:t>
             </w:r>
           </w:p>
         </w:tc>
@@ -23701,7 +23701,7 @@
                 <w:i w:val="0"/>
                 <w:sz w:val="18"/>
               </w:rPr>
-              <w:t>0.7948</w:t>
+              <w:t>0.9900</w:t>
             </w:r>
           </w:p>
         </w:tc>
@@ -23783,7 +23783,7 @@
                 <w:i w:val="0"/>
                 <w:sz w:val="18"/>
               </w:rPr>
-              <w:t>0.5262</w:t>
+              <w:t>0.4353</w:t>
             </w:r>
           </w:p>
         </w:tc>
@@ -23803,7 +23803,7 @@
                 <w:i w:val="0"/>
                 <w:sz w:val="18"/>
               </w:rPr>
-              <w:t>0.7736</w:t>
+              <w:t>0.9061</w:t>
             </w:r>
           </w:p>
         </w:tc>
@@ -23823,7 +23823,7 @@
                 <w:i w:val="0"/>
                 <w:sz w:val="18"/>
               </w:rPr>
-              <w:t>0.901</w:t>
+              <w:t>0.6772</w:t>
             </w:r>
           </w:p>
         </w:tc>
@@ -23843,7 +23843,7 @@
                 <w:i w:val="0"/>
                 <w:sz w:val="18"/>
               </w:rPr>
-              <w:t>0.9541</w:t>
+              <w:t>0.9900</w:t>
             </w:r>
           </w:p>
         </w:tc>
@@ -23925,7 +23925,7 @@
                 <w:i w:val="0"/>
                 <w:sz w:val="18"/>
               </w:rPr>
-              <w:t>0.5517</w:t>
+              <w:t>0.7016</w:t>
             </w:r>
           </w:p>
         </w:tc>
@@ -23945,7 +23945,7 @@
                 <w:i w:val="0"/>
                 <w:sz w:val="18"/>
               </w:rPr>
-              <w:t>0.7736</w:t>
+              <w:t>0.9061</w:t>
             </w:r>
           </w:p>
         </w:tc>
@@ -23965,7 +23965,7 @@
                 <w:i w:val="0"/>
                 <w:sz w:val="18"/>
               </w:rPr>
-              <w:t>0.09445</w:t>
+              <w:t>0.2649</w:t>
             </w:r>
           </w:p>
         </w:tc>
@@ -23985,7 +23985,7 @@
                 <w:i w:val="0"/>
                 <w:sz w:val="18"/>
               </w:rPr>
-              <w:t>0.3193</w:t>
+              <w:t>0.8469</w:t>
             </w:r>
           </w:p>
         </w:tc>
@@ -24067,7 +24067,7 @@
                 <w:i w:val="0"/>
                 <w:sz w:val="18"/>
               </w:rPr>
-              <w:t>0.5877</w:t>
+              <w:t>0.7431</w:t>
             </w:r>
           </w:p>
         </w:tc>
@@ -24087,7 +24087,7 @@
                 <w:i w:val="0"/>
                 <w:sz w:val="18"/>
               </w:rPr>
-              <w:t>0.7736</w:t>
+              <w:t>0.9061</w:t>
             </w:r>
           </w:p>
         </w:tc>
@@ -24107,7 +24107,7 @@
                 <w:i w:val="0"/>
                 <w:sz w:val="18"/>
               </w:rPr>
-              <w:t>0.6172</w:t>
+              <w:t>0.8426</w:t>
             </w:r>
           </w:p>
         </w:tc>
@@ -24127,7 +24127,7 @@
                 <w:i w:val="0"/>
                 <w:sz w:val="18"/>
               </w:rPr>
-              <w:t>0.7948</w:t>
+              <w:t>0.9900</w:t>
             </w:r>
           </w:p>
         </w:tc>
@@ -24209,7 +24209,7 @@
                 <w:i w:val="0"/>
                 <w:sz w:val="18"/>
               </w:rPr>
-              <w:t>0.6357</w:t>
+              <w:t>0.7531</w:t>
             </w:r>
           </w:p>
         </w:tc>
@@ -24229,7 +24229,7 @@
                 <w:i w:val="0"/>
                 <w:sz w:val="18"/>
               </w:rPr>
-              <w:t>0.7736</w:t>
+              <w:t>0.9061</w:t>
             </w:r>
           </w:p>
         </w:tc>
@@ -24249,7 +24249,7 @@
                 <w:i w:val="0"/>
                 <w:sz w:val="18"/>
               </w:rPr>
-              <w:t>0.6912</w:t>
+              <w:t>0.8521</w:t>
             </w:r>
           </w:p>
         </w:tc>
@@ -24269,7 +24269,7 @@
                 <w:i w:val="0"/>
                 <w:sz w:val="18"/>
               </w:rPr>
-              <w:t>0.8294</w:t>
+              <w:t>0.9900</w:t>
             </w:r>
           </w:p>
         </w:tc>
@@ -24351,7 +24351,7 @@
                 <w:i w:val="0"/>
                 <w:sz w:val="18"/>
               </w:rPr>
-              <w:t>0.6447</w:t>
+              <w:t>0.9235</w:t>
             </w:r>
           </w:p>
         </w:tc>
@@ -24371,7 +24371,7 @@
                 <w:i w:val="0"/>
                 <w:sz w:val="18"/>
               </w:rPr>
-              <w:t>0.7736</w:t>
+              <w:t>0.9235</w:t>
             </w:r>
           </w:p>
         </w:tc>
@@ -24391,7 +24391,7 @@
                 <w:i w:val="0"/>
                 <w:sz w:val="18"/>
               </w:rPr>
-              <w:t>0.1284</w:t>
+              <w:t>0.9865</w:t>
             </w:r>
           </w:p>
         </w:tc>
@@ -24411,7 +24411,7 @@
                 <w:i w:val="0"/>
                 <w:sz w:val="18"/>
               </w:rPr>
-              <w:t>0.3303</w:t>
+              <w:t>0.9900</w:t>
             </w:r>
           </w:p>
         </w:tc>
@@ -24493,7 +24493,7 @@
                 <w:i w:val="0"/>
                 <w:sz w:val="18"/>
               </w:rPr>
-              <w:t>0.7671</w:t>
+              <w:t>0.7551</w:t>
             </w:r>
           </w:p>
         </w:tc>
@@ -24513,7 +24513,7 @@
                 <w:i w:val="0"/>
                 <w:sz w:val="18"/>
               </w:rPr>
-              <w:t>0.8488</w:t>
+              <w:t>0.9061</w:t>
             </w:r>
           </w:p>
         </w:tc>
@@ -24533,7 +24533,7 @@
                 <w:i w:val="0"/>
                 <w:sz w:val="18"/>
               </w:rPr>
-              <w:t>0.5697</w:t>
+              <w:t>0.6537</w:t>
             </w:r>
           </w:p>
         </w:tc>
@@ -24553,7 +24553,7 @@
                 <w:i w:val="0"/>
                 <w:sz w:val="18"/>
               </w:rPr>
-              <w:t>0.7948</w:t>
+              <w:t>0.9900</w:t>
             </w:r>
           </w:p>
         </w:tc>
@@ -24635,7 +24635,7 @@
                 <w:i w:val="0"/>
                 <w:sz w:val="18"/>
               </w:rPr>
-              <w:t>0.8016</w:t>
+              <w:t>0.9030</w:t>
             </w:r>
           </w:p>
         </w:tc>
@@ -24655,7 +24655,7 @@
                 <w:i w:val="0"/>
                 <w:sz w:val="18"/>
               </w:rPr>
-              <w:t>0.8488</w:t>
+              <w:t>0.9235</w:t>
             </w:r>
           </w:p>
         </w:tc>
@@ -24675,7 +24675,7 @@
                 <w:i w:val="0"/>
                 <w:sz w:val="18"/>
               </w:rPr>
-              <w:t>0.8751</w:t>
+              <w:t>0.9900</w:t>
             </w:r>
           </w:p>
         </w:tc>
@@ -24695,7 +24695,7 @@
                 <w:i w:val="0"/>
                 <w:sz w:val="18"/>
               </w:rPr>
-              <w:t>0.9541</w:t>
+              <w:t>0.9900</w:t>
             </w:r>
           </w:p>
         </w:tc>
@@ -24777,7 +24777,7 @@
                 <w:i w:val="0"/>
                 <w:sz w:val="18"/>
               </w:rPr>
-              <w:t>0.8881</w:t>
+              <w:t>0.8941</w:t>
             </w:r>
           </w:p>
         </w:tc>
@@ -24797,7 +24797,7 @@
                 <w:i w:val="0"/>
                 <w:sz w:val="18"/>
               </w:rPr>
-              <w:t>0.8881</w:t>
+              <w:t>0.9235</w:t>
             </w:r>
           </w:p>
         </w:tc>
@@ -24817,7 +24817,7 @@
                 <w:i w:val="0"/>
                 <w:sz w:val="18"/>
               </w:rPr>
-              <w:t>0.961</w:t>
+              <w:t>0.9105</w:t>
             </w:r>
           </w:p>
         </w:tc>
@@ -24837,7 +24837,7 @@
                 <w:i w:val="0"/>
                 <w:sz w:val="18"/>
               </w:rPr>
-              <w:t>0.961</w:t>
+              <w:t>0.9900</w:t>
             </w:r>
           </w:p>
         </w:tc>
@@ -25030,25 +25030,7 @@
           <w:i w:val="0"/>
           <w:sz w:val="22"/>
         </w:rPr>
-        <w:t xml:space="preserve"> Under the fixed-effect meta-vector, neuroinflammation, complement, DAM microglia (q = 0.003 each) and mitochondrial OXPHOS (q = 0.0202) survive set-level BH; neuropeptides are borderline (q = 0.0468). Under the random-effects meta-vector the three upregulated programmes survive unchanged (q = 0.003) but </w:t>
-      </w:r>
-      <w:r>
-        <w:rPr>
-          <w:rFonts w:ascii="Times New Roman" w:hAnsi="Times New Roman"/>
-          <w:b/>
-          <w:i w:val="0"/>
-          <w:sz w:val="22"/>
-        </w:rPr>
-        <w:t>OXPHOS does not (q = 0.31)</w:t>
-      </w:r>
-      <w:r>
-        <w:rPr>
-          <w:rFonts w:ascii="Times New Roman" w:hAnsi="Times New Roman"/>
-          <w:b w:val="0"/>
-          <w:i w:val="0"/>
-          <w:sz w:val="22"/>
-        </w:rPr>
-        <w:t>, so energy-metabolism suppression is reported as a fixed-effect finding that is not robust to between-contrast heterogeneity. No ion-channel family survives under either model.</w:t>
+        <w:t xml:space="preserve"> Under the fixed-effect meta-vector, neuroinflammation, complement, DAM microglia and mitochondrial OXPHOS (q = 0.0022 each) all survive set-level BH, and all four also survive set-level BH under the random-effects meta-vector (q = 0.0022 each; their permutation p reaches the 2,000-permutation floor and is reported as an upper bound), so energy-metabolism suppression is now reliable under between-contrast heterogeneity rather than a fixed-effect-only finding; neuropeptides are borderline under fixed effects (q = 0.0252) but do not survive random effects. No ion-channel family survives set-level BH under either model.</w:t>
       </w:r>
     </w:p>
     <w:p>
@@ -25301,7 +25283,7 @@
                 <w:i w:val="0"/>
                 <w:sz w:val="18"/>
               </w:rPr>
-              <w:t>4,055</w:t>
+              <w:t>2,750</w:t>
             </w:r>
           </w:p>
         </w:tc>
@@ -25321,16 +25303,16 @@
                 <w:i w:val="0"/>
                 <w:sz w:val="18"/>
               </w:rPr>
-              <w:t>1,008</w:t>
-            </w:r>
-            <w:r>
-              <w:rPr>
-                <w:rFonts w:ascii="Times New Roman" w:hAnsi="Times New Roman"/>
-                <w:b w:val="0"/>
-                <w:i w:val="0"/>
-                <w:sz w:val="18"/>
-              </w:rPr>
-              <w:t xml:space="preserve"> (24.9% of the fixed-effect core)</w:t>
+              <w:t>508</w:t>
+            </w:r>
+            <w:r>
+              <w:rPr>
+                <w:rFonts w:ascii="Times New Roman" w:hAnsi="Times New Roman"/>
+                <w:b w:val="0"/>
+                <w:i w:val="0"/>
+                <w:sz w:val="18"/>
+              </w:rPr>
+              <w:t xml:space="preserve"> (18.5% of the fixed-effect core)</w:t>
             </w:r>
           </w:p>
         </w:tc>
@@ -25392,7 +25374,7 @@
                 <w:i w:val="0"/>
                 <w:sz w:val="18"/>
               </w:rPr>
-              <w:t>0.232</w:t>
+              <w:t>0.266</w:t>
             </w:r>
           </w:p>
         </w:tc>
@@ -25454,7 +25436,7 @@
                 <w:i w:val="0"/>
                 <w:sz w:val="18"/>
               </w:rPr>
-              <w:t>38.8%</w:t>
+              <w:t>41.8%</w:t>
             </w:r>
           </w:p>
         </w:tc>
@@ -25516,7 +25498,7 @@
                 <w:i w:val="0"/>
                 <w:sz w:val="18"/>
               </w:rPr>
-              <w:t>41.9%</w:t>
+              <w:t>43.9%</w:t>
             </w:r>
           </w:p>
         </w:tc>
@@ -25578,7 +25560,7 @@
                 <w:i w:val="0"/>
                 <w:sz w:val="18"/>
               </w:rPr>
-              <w:t>68.1%</w:t>
+              <w:t>69.7%</w:t>
             </w:r>
           </w:p>
         </w:tc>
@@ -25640,7 +25622,7 @@
                 <w:i w:val="0"/>
                 <w:sz w:val="18"/>
               </w:rPr>
-              <w:t>18/35</w:t>
+              <w:t>7/35</w:t>
             </w:r>
           </w:p>
         </w:tc>
@@ -25671,7 +25653,7 @@
           <w:i w:val="0"/>
           <w:sz w:val="22"/>
         </w:rPr>
-        <w:t xml:space="preserve"> Between-contrast heterogeneity is moderate overall (median I² = 38.8%) and high among the hubs (median I² = 72.8%), and the core is heterogeneity-sensitive: only 24.9% of the fixed-effect core persists under random effects. The fixed-effect core is reported as the primary result with the random-effects core as its sensitivity bound.</w:t>
+        <w:t xml:space="preserve"> Between-contrast heterogeneity is moderate overall (median I² = 41.8%) and high among the hubs (median I² = 79.1%), and the core is heterogeneity-sensitive: only 18.5% of the fixed-effect core persists under random effects. The fixed-effect core is reported as the primary result with the random-effects core as its sensitivity bound.</w:t>
       </w:r>
     </w:p>
     <w:p>
@@ -25947,7 +25929,7 @@
                 <w:i w:val="0"/>
                 <w:sz w:val="18"/>
               </w:rPr>
-              <w:t>7,751/14,390</w:t>
+              <w:t>7,769/14,390</w:t>
             </w:r>
           </w:p>
         </w:tc>
@@ -25967,7 +25949,7 @@
                 <w:i w:val="0"/>
                 <w:sz w:val="18"/>
               </w:rPr>
-              <w:t>53.9%</w:t>
+              <w:t>54.0%</w:t>
             </w:r>
           </w:p>
         </w:tc>
@@ -25987,7 +25969,7 @@
                 <w:i w:val="0"/>
                 <w:sz w:val="18"/>
               </w:rPr>
-              <w:t>53.0–54.7%</w:t>
+              <w:t>53.2–54.8%</w:t>
             </w:r>
           </w:p>
         </w:tc>
@@ -26049,7 +26031,7 @@
                 <w:i w:val="0"/>
                 <w:sz w:val="18"/>
               </w:rPr>
-              <w:t>Circular: core (pooled consistency ≥ 0.8)</w:t>
+              <w:t>Circular: 2,750-gene core (pooled consistency ≥ 0.8)</w:t>
             </w:r>
           </w:p>
         </w:tc>
@@ -26069,7 +26051,7 @@
                 <w:i w:val="0"/>
                 <w:sz w:val="18"/>
               </w:rPr>
-              <w:t>2,473/3,556</w:t>
+              <w:t>1,822/2,361</w:t>
             </w:r>
           </w:p>
         </w:tc>
@@ -26089,7 +26071,7 @@
                 <w:i w:val="0"/>
                 <w:sz w:val="18"/>
               </w:rPr>
-              <w:t>69.5%</w:t>
+              <w:t>77.2%</w:t>
             </w:r>
           </w:p>
         </w:tc>
@@ -26109,7 +26091,7 @@
                 <w:i w:val="0"/>
                 <w:sz w:val="18"/>
               </w:rPr>
-              <w:t>68.0–71.0%</w:t>
+              <w:t>75.4–78.8%</w:t>
             </w:r>
           </w:p>
         </w:tc>
@@ -26129,7 +26111,7 @@
                 <w:i w:val="0"/>
                 <w:sz w:val="18"/>
               </w:rPr>
-              <w:t>0.0002</w:t>
+              <w:t>—</w:t>
             </w:r>
           </w:p>
         </w:tc>
@@ -26171,7 +26153,7 @@
                 <w:i w:val="0"/>
                 <w:sz w:val="18"/>
               </w:rPr>
-              <w:t>Semi-corrected: meta FDR &lt; 0.05 and nerve-injury consistency ≥ 0.8</w:t>
+              <w:t>Semi-corrected: nerve-injury consistency ≥ 0.8 (FDR still 6-contrast)</w:t>
             </w:r>
           </w:p>
         </w:tc>
@@ -26191,7 +26173,7 @@
                 <w:i w:val="0"/>
                 <w:sz w:val="18"/>
               </w:rPr>
-              <w:t>2,318/4,306</w:t>
+              <w:t>3,023/6,256</w:t>
             </w:r>
           </w:p>
         </w:tc>
@@ -26211,7 +26193,7 @@
                 <w:i w:val="0"/>
                 <w:sz w:val="18"/>
               </w:rPr>
-              <w:t>53.8%</w:t>
+              <w:t>48.3%</w:t>
             </w:r>
           </w:p>
         </w:tc>
@@ -26231,7 +26213,7 @@
                 <w:i w:val="0"/>
                 <w:sz w:val="18"/>
               </w:rPr>
-              <w:t>52.3–55.3%</w:t>
+              <w:t>47.1–49.6%</w:t>
             </w:r>
           </w:p>
         </w:tc>
@@ -26251,7 +26233,7 @@
                 <w:i w:val="0"/>
                 <w:sz w:val="18"/>
               </w:rPr>
-              <w:t>0.79</w:t>
+              <w:t>—</w:t>
             </w:r>
           </w:p>
         </w:tc>
@@ -26271,7 +26253,7 @@
                 <w:i w:val="0"/>
                 <w:sz w:val="18"/>
               </w:rPr>
-              <w:t>partial (FDR still 6-contrast)</w:t>
+              <w:t>partial</w:t>
             </w:r>
           </w:p>
         </w:tc>
@@ -26313,7 +26295,7 @@
                 <w:i w:val="0"/>
                 <w:sz w:val="18"/>
               </w:rPr>
-              <w:t>6,779/14,390</w:t>
+              <w:t>6,772/14,390</w:t>
             </w:r>
           </w:p>
         </w:tc>
@@ -26435,7 +26417,7 @@
                 <w:i w:val="0"/>
                 <w:sz w:val="18"/>
               </w:rPr>
-              <w:t>2,266/4,899</w:t>
+              <w:t>1,660/3,830</w:t>
             </w:r>
           </w:p>
         </w:tc>
@@ -26455,7 +26437,7 @@
                 <w:i w:val="0"/>
                 <w:sz w:val="18"/>
               </w:rPr>
-              <w:t>46.2%</w:t>
+              <w:t>43.3%</w:t>
             </w:r>
           </w:p>
         </w:tc>
@@ -26475,7 +26457,7 @@
                 <w:i w:val="0"/>
                 <w:sz w:val="18"/>
               </w:rPr>
-              <w:t>44.9–47.6%</w:t>
+              <w:t>41.8–44.9%</w:t>
             </w:r>
           </w:p>
         </w:tc>
@@ -26495,129 +26477,7 @@
                 <w:i w:val="0"/>
                 <w:sz w:val="18"/>
               </w:rPr>
-              <w:t>0.14</w:t>
-            </w:r>
-          </w:p>
-        </w:tc>
-        <w:tc>
-          <w:tcPr>
-            <w:tcW w:type="dxa" w:w="1560"/>
-          </w:tcPr>
-          <w:p>
-            <w:pPr>
-              <w:spacing w:line="240" w:lineRule="auto" w:before="20" w:after="20"/>
-            </w:pPr>
-            <w:r/>
-            <w:r>
-              <w:rPr>
-                <w:rFonts w:ascii="Times New Roman" w:hAnsi="Times New Roman"/>
-                <w:b w:val="0"/>
-                <w:i w:val="0"/>
-                <w:sz w:val="18"/>
-              </w:rPr>
-              <w:t>no</w:t>
-            </w:r>
-          </w:p>
-        </w:tc>
-      </w:tr>
-      <w:tr>
-        <w:tc>
-          <w:tcPr>
-            <w:tcW w:type="dxa" w:w="1560"/>
-          </w:tcPr>
-          <w:p>
-            <w:pPr>
-              <w:spacing w:line="240" w:lineRule="auto" w:before="20" w:after="20"/>
-            </w:pPr>
-            <w:r/>
-            <w:r>
-              <w:rPr>
-                <w:rFonts w:ascii="Times New Roman" w:hAnsi="Times New Roman"/>
-                <w:b w:val="0"/>
-                <w:i w:val="0"/>
-                <w:sz w:val="18"/>
-              </w:rPr>
-              <w:t>Non-circular comparator: NI FDR &lt; 0.05 and NI consistency &lt; 0.8</w:t>
-            </w:r>
-          </w:p>
-        </w:tc>
-        <w:tc>
-          <w:tcPr>
-            <w:tcW w:type="dxa" w:w="1560"/>
-          </w:tcPr>
-          <w:p>
-            <w:pPr>
-              <w:spacing w:line="240" w:lineRule="auto" w:before="20" w:after="20"/>
-            </w:pPr>
-            <w:r/>
-            <w:r>
-              <w:rPr>
-                <w:rFonts w:ascii="Times New Roman" w:hAnsi="Times New Roman"/>
-                <w:b w:val="0"/>
-                <w:i w:val="0"/>
-                <w:sz w:val="18"/>
-              </w:rPr>
-              <w:t>978/2,185</w:t>
-            </w:r>
-          </w:p>
-        </w:tc>
-        <w:tc>
-          <w:tcPr>
-            <w:tcW w:type="dxa" w:w="1560"/>
-          </w:tcPr>
-          <w:p>
-            <w:pPr>
-              <w:spacing w:line="240" w:lineRule="auto" w:before="20" w:after="20"/>
-            </w:pPr>
-            <w:r/>
-            <w:r>
-              <w:rPr>
-                <w:rFonts w:ascii="Times New Roman" w:hAnsi="Times New Roman"/>
-                <w:b w:val="0"/>
-                <w:i w:val="0"/>
-                <w:sz w:val="18"/>
-              </w:rPr>
-              <w:t>44.8%</w:t>
-            </w:r>
-          </w:p>
-        </w:tc>
-        <w:tc>
-          <w:tcPr>
-            <w:tcW w:type="dxa" w:w="1560"/>
-          </w:tcPr>
-          <w:p>
-            <w:pPr>
-              <w:spacing w:line="240" w:lineRule="auto" w:before="20" w:after="20"/>
-            </w:pPr>
-            <w:r/>
-            <w:r>
-              <w:rPr>
-                <w:rFonts w:ascii="Times New Roman" w:hAnsi="Times New Roman"/>
-                <w:b w:val="0"/>
-                <w:i w:val="0"/>
-                <w:sz w:val="18"/>
-              </w:rPr>
-              <w:t>42.7–46.9%</w:t>
-            </w:r>
-          </w:p>
-        </w:tc>
-        <w:tc>
-          <w:tcPr>
-            <w:tcW w:type="dxa" w:w="1560"/>
-          </w:tcPr>
-          <w:p>
-            <w:pPr>
-              <w:spacing w:line="240" w:lineRule="auto" w:before="20" w:after="20"/>
-            </w:pPr>
-            <w:r/>
-            <w:r>
-              <w:rPr>
-                <w:rFonts w:ascii="Times New Roman" w:hAnsi="Times New Roman"/>
-                <w:b w:val="0"/>
-                <w:i w:val="0"/>
-                <w:sz w:val="18"/>
-              </w:rPr>
-              <w:t>0.0148</w:t>
+              <w:t>0.0002</w:t>
             </w:r>
           </w:p>
         </w:tc>
@@ -26668,7 +26528,7 @@
           <w:i w:val="0"/>
           <w:sz w:val="22"/>
         </w:rPr>
-        <w:t xml:space="preserve"> The apparent core "translation" of 69.5% collapses to 53.8% once consistency is restricted to nerve-injury contrasts and to </w:t>
+        <w:t xml:space="preserve"> The apparent core "translation" of 77.2% (circular) collapses to 48.3% once consistency is restricted to nerve-injury contrasts and to </w:t>
       </w:r>
       <w:r>
         <w:rPr>
@@ -26677,7 +26537,7 @@
           <w:i w:val="0"/>
           <w:sz w:val="22"/>
         </w:rPr>
-        <w:t>46.2%</w:t>
+        <w:t>43.3%</w:t>
       </w:r>
       <w:r>
         <w:rPr>
@@ -26713,7 +26573,7 @@
           <w:i w:val="0"/>
           <w:sz w:val="22"/>
         </w:rPr>
-        <w:t>-0.9 pp</w:t>
+        <w:t>-3.7 pp</w:t>
       </w:r>
       <w:r>
         <w:rPr>
@@ -26722,7 +26582,7 @@
           <w:i w:val="0"/>
           <w:sz w:val="22"/>
         </w:rPr>
-        <w:t xml:space="preserve"> (permutation p = 0.14). Knowing that a gene is strongly and consistently regulated by nerve injury therefore carries essentially no information about its direction in the incision model. A nerve-injury-only core (incision excluded) comprised 5,412 genes under fixed effects and 3,099 under random effects.</w:t>
+        <w:t xml:space="preserve"> (permutation p = 0.0002, significant depletion). Knowing that a gene is strongly and consistently regulated by nerve injury therefore carries essentially no information about its direction in the incision model. A nerve-injury-only core (incision excluded) comprised 4,234 genes under fixed effects and 1,974 under random effects.</w:t>
       </w:r>
     </w:p>
     <w:p>
@@ -26736,7 +26596,7 @@
           <w:i w:val="0"/>
           <w:sz w:val="22"/>
         </w:rPr>
-        <w:t>Panel C — consistency split for the reported 4,055-gene core.</w:t>
+        <w:t>Panel C — consistency split for the reported 2,750-gene core.</w:t>
       </w:r>
       <w:r>
         <w:rPr>
@@ -26896,7 +26756,7 @@
                 <w:i w:val="0"/>
                 <w:sz w:val="18"/>
               </w:rPr>
-              <w:t>3,556</w:t>
+              <w:t>2,361</w:t>
             </w:r>
           </w:p>
         </w:tc>
@@ -26938,7 +26798,7 @@
                 <w:i w:val="0"/>
                 <w:sz w:val="18"/>
               </w:rPr>
-              <w:t>2,473 (69.5%)</w:t>
+              <w:t>1,822 (77.2%)</w:t>
             </w:r>
           </w:p>
         </w:tc>
@@ -26998,7 +26858,7 @@
                 <w:i w:val="0"/>
                 <w:sz w:val="18"/>
               </w:rPr>
-              <w:t>1,083 (30.5%)</w:t>
+              <w:t>539 (22.8%)</w:t>
             </w:r>
           </w:p>
         </w:tc>
@@ -27040,7 +26900,7 @@
                 <w:i w:val="0"/>
                 <w:sz w:val="18"/>
               </w:rPr>
-              <w:t>3,889/4,055 (95.9%)</w:t>
+              <w:t>2,590/2,750 (94.2%)</w:t>
             </w:r>
           </w:p>
         </w:tc>
@@ -27100,7 +26960,7 @@
                 <w:i w:val="0"/>
                 <w:sz w:val="18"/>
               </w:rPr>
-              <w:t>2,308</w:t>
+              <w:t>1,663</w:t>
             </w:r>
           </w:p>
         </w:tc>
@@ -27142,7 +27002,7 @@
                 <w:i w:val="0"/>
                 <w:sz w:val="18"/>
               </w:rPr>
-              <w:t>0.938 (pooled consistency 0.903)</w:t>
+              <w:t>0.914 (pooled consistency 0.897)</w:t>
             </w:r>
           </w:p>
         </w:tc>
@@ -27434,7 +27294,7 @@
                 <w:i w:val="0"/>
                 <w:sz w:val="18"/>
               </w:rPr>
-              <w:t>4.3e-13</w:t>
+              <w:t>8.59e-13</w:t>
             </w:r>
           </w:p>
         </w:tc>
@@ -27454,7 +27314,7 @@
                 <w:i w:val="0"/>
                 <w:sz w:val="18"/>
               </w:rPr>
-              <w:t>3.34</w:t>
+              <w:t>3.33</w:t>
             </w:r>
           </w:p>
         </w:tc>
@@ -27474,7 +27334,7 @@
                 <w:i w:val="0"/>
                 <w:sz w:val="18"/>
               </w:rPr>
-              <w:t>0.0212</w:t>
+              <w:t>0.0343</w:t>
             </w:r>
           </w:p>
         </w:tc>
@@ -27494,7 +27354,7 @@
                 <w:i w:val="0"/>
                 <w:sz w:val="18"/>
               </w:rPr>
-              <w:t>68.9</w:t>
+              <w:t>69.0</w:t>
             </w:r>
           </w:p>
         </w:tc>
@@ -27576,7 +27436,7 @@
                 <w:i w:val="0"/>
                 <w:sz w:val="18"/>
               </w:rPr>
-              <w:t>6.83</w:t>
+              <w:t>5.59</w:t>
             </w:r>
           </w:p>
         </w:tc>
@@ -27596,7 +27456,7 @@
                 <w:i w:val="0"/>
                 <w:sz w:val="18"/>
               </w:rPr>
-              <w:t>6.3e-10</w:t>
+              <w:t>6.57e-7</w:t>
             </w:r>
           </w:p>
         </w:tc>
@@ -27616,7 +27476,7 @@
                 <w:i w:val="0"/>
                 <w:sz w:val="18"/>
               </w:rPr>
-              <w:t>6.83</w:t>
+              <w:t>1.80</w:t>
             </w:r>
           </w:p>
         </w:tc>
@@ -27636,7 +27496,7 @@
                 <w:i w:val="0"/>
                 <w:sz w:val="18"/>
               </w:rPr>
-              <w:t>7.02e-08</w:t>
+              <w:t>0.360</w:t>
             </w:r>
           </w:p>
         </w:tc>
@@ -27656,7 +27516,7 @@
                 <w:i w:val="0"/>
                 <w:sz w:val="18"/>
               </w:rPr>
-              <w:t>0.0</w:t>
+              <w:t>73.9</w:t>
             </w:r>
           </w:p>
         </w:tc>
@@ -27676,7 +27536,7 @@
                 <w:i w:val="0"/>
                 <w:sz w:val="18"/>
               </w:rPr>
-              <w:t>0.00</w:t>
+              <w:t>1.10</w:t>
             </w:r>
           </w:p>
         </w:tc>
@@ -27696,7 +27556,7 @@
                 <w:i w:val="0"/>
                 <w:sz w:val="18"/>
               </w:rPr>
-              <w:t>yes</w:t>
+              <w:t>no</w:t>
             </w:r>
           </w:p>
         </w:tc>
@@ -27758,7 +27618,7 @@
                 <w:i w:val="0"/>
                 <w:sz w:val="18"/>
               </w:rPr>
-              <w:t>3.2e-10</w:t>
+              <w:t>5.42e-10</w:t>
             </w:r>
           </w:p>
         </w:tc>
@@ -27798,7 +27658,7 @@
                 <w:i w:val="0"/>
                 <w:sz w:val="18"/>
               </w:rPr>
-              <w:t>0.188</w:t>
+              <w:t>0.249</w:t>
             </w:r>
           </w:p>
         </w:tc>
@@ -27920,7 +27780,7 @@
                 <w:i w:val="0"/>
                 <w:sz w:val="18"/>
               </w:rPr>
-              <w:t>3.7e-10</w:t>
+              <w:t>6.34e-10</w:t>
             </w:r>
           </w:p>
         </w:tc>
@@ -27960,7 +27820,7 @@
                 <w:i w:val="0"/>
                 <w:sz w:val="18"/>
               </w:rPr>
-              <w:t>0.0596</w:t>
+              <w:t>0.0873</w:t>
             </w:r>
           </w:p>
         </w:tc>
@@ -28062,7 +27922,7 @@
                 <w:i w:val="0"/>
                 <w:sz w:val="18"/>
               </w:rPr>
-              <w:t>6.09</w:t>
+              <w:t>5.12</w:t>
             </w:r>
           </w:p>
         </w:tc>
@@ -28082,7 +27942,7 @@
                 <w:i w:val="0"/>
                 <w:sz w:val="18"/>
               </w:rPr>
-              <w:t>3.9e-08</w:t>
+              <w:t>5.39e-6</w:t>
             </w:r>
           </w:p>
         </w:tc>
@@ -28102,7 +27962,7 @@
                 <w:i w:val="0"/>
                 <w:sz w:val="18"/>
               </w:rPr>
-              <w:t>2.43</w:t>
+              <w:t>1.09</w:t>
             </w:r>
           </w:p>
         </w:tc>
@@ -28122,7 +27982,7 @@
                 <w:i w:val="0"/>
                 <w:sz w:val="18"/>
               </w:rPr>
-              <w:t>0.126</w:t>
+              <w:t>0.616</w:t>
             </w:r>
           </w:p>
         </w:tc>
@@ -28142,7 +28002,7 @@
                 <w:i w:val="0"/>
                 <w:sz w:val="18"/>
               </w:rPr>
-              <w:t>75.1</w:t>
+              <w:t>83.8</w:t>
             </w:r>
           </w:p>
         </w:tc>
@@ -28162,7 +28022,7 @@
                 <w:i w:val="0"/>
                 <w:sz w:val="18"/>
               </w:rPr>
-              <w:t>1.17</w:t>
+              <w:t>2.01</w:t>
             </w:r>
           </w:p>
         </w:tc>
@@ -28244,7 +28104,7 @@
                 <w:i w:val="0"/>
                 <w:sz w:val="18"/>
               </w:rPr>
-              <w:t>2.9e-08</w:t>
+              <w:t>4.04e-8</w:t>
             </w:r>
           </w:p>
         </w:tc>
@@ -28284,7 +28144,7 @@
                 <w:i w:val="0"/>
                 <w:sz w:val="18"/>
               </w:rPr>
-              <w:t>0.0677</w:t>
+              <w:t>0.098</w:t>
             </w:r>
           </w:p>
         </w:tc>
@@ -28386,7 +28246,7 @@
                 <w:i w:val="0"/>
                 <w:sz w:val="18"/>
               </w:rPr>
-              <w:t>6.00</w:t>
+              <w:t>5.94</w:t>
             </w:r>
           </w:p>
         </w:tc>
@@ -28406,7 +28266,7 @@
                 <w:i w:val="0"/>
                 <w:sz w:val="18"/>
               </w:rPr>
-              <w:t>6.4e-08</w:t>
+              <w:t>1.13e-7</w:t>
             </w:r>
           </w:p>
         </w:tc>
@@ -28426,7 +28286,7 @@
                 <w:i w:val="0"/>
                 <w:sz w:val="18"/>
               </w:rPr>
-              <w:t>2.15</w:t>
+              <w:t>2.06</w:t>
             </w:r>
           </w:p>
         </w:tc>
@@ -28446,7 +28306,7 @@
                 <w:i w:val="0"/>
                 <w:sz w:val="18"/>
               </w:rPr>
-              <w:t>0.186</w:t>
+              <w:t>0.275</w:t>
             </w:r>
           </w:p>
         </w:tc>
@@ -28466,7 +28326,7 @@
                 <w:i w:val="0"/>
                 <w:sz w:val="18"/>
               </w:rPr>
-              <w:t>74.9</w:t>
+              <w:t>75.7</w:t>
             </w:r>
           </w:p>
         </w:tc>
@@ -28486,7 +28346,7 @@
                 <w:i w:val="0"/>
                 <w:sz w:val="18"/>
               </w:rPr>
-              <w:t>1.16</w:t>
+              <w:t>1.21</w:t>
             </w:r>
           </w:p>
         </w:tc>
@@ -28548,7 +28408,7 @@
                 <w:i w:val="0"/>
                 <w:sz w:val="18"/>
               </w:rPr>
-              <w:t>5.79</w:t>
+              <w:t>6.08</w:t>
             </w:r>
           </w:p>
         </w:tc>
@@ -28568,7 +28428,7 @@
                 <w:i w:val="0"/>
                 <w:sz w:val="18"/>
               </w:rPr>
-              <w:t>1.8e-07</w:t>
+              <w:t>5.53e-8</w:t>
             </w:r>
           </w:p>
         </w:tc>
@@ -28588,7 +28448,7 @@
                 <w:i w:val="0"/>
                 <w:sz w:val="18"/>
               </w:rPr>
-              <w:t>3.27</w:t>
+              <w:t>5.21</w:t>
             </w:r>
           </w:p>
         </w:tc>
@@ -28608,7 +28468,7 @@
                 <w:i w:val="0"/>
                 <w:sz w:val="18"/>
               </w:rPr>
-              <w:t>0.0251</w:t>
+              <w:t>0.0001</w:t>
             </w:r>
           </w:p>
         </w:tc>
@@ -28628,7 +28488,7 @@
                 <w:i w:val="0"/>
                 <w:sz w:val="18"/>
               </w:rPr>
-              <w:t>45.8</w:t>
+              <w:t>13.5</w:t>
             </w:r>
           </w:p>
         </w:tc>
@@ -28648,7 +28508,7 @@
                 <w:i w:val="0"/>
                 <w:sz w:val="18"/>
               </w:rPr>
-              <w:t>0.33</w:t>
+              <w:t>0.06</w:t>
             </w:r>
           </w:p>
         </w:tc>
@@ -28710,7 +28570,7 @@
                 <w:i w:val="0"/>
                 <w:sz w:val="18"/>
               </w:rPr>
-              <w:t>7.18</w:t>
+              <w:t>6.76</w:t>
             </w:r>
           </w:p>
         </w:tc>
@@ -28730,7 +28590,7 @@
                 <w:i w:val="0"/>
                 <w:sz w:val="18"/>
               </w:rPr>
-              <w:t>8.1e-11</w:t>
+              <w:t>1.56e-9</w:t>
             </w:r>
           </w:p>
         </w:tc>
@@ -28750,7 +28610,7 @@
                 <w:i w:val="0"/>
                 <w:sz w:val="18"/>
               </w:rPr>
-              <w:t>1.77</w:t>
+              <w:t>1.26</w:t>
             </w:r>
           </w:p>
         </w:tc>
@@ -28770,7 +28630,7 @@
                 <w:i w:val="0"/>
                 <w:sz w:val="18"/>
               </w:rPr>
-              <w:t>0.296</w:t>
+              <w:t>0.551</w:t>
             </w:r>
           </w:p>
         </w:tc>
@@ -28790,7 +28650,7 @@
                 <w:i w:val="0"/>
                 <w:sz w:val="18"/>
               </w:rPr>
-              <w:t>84.4</w:t>
+              <w:t>86.8</w:t>
             </w:r>
           </w:p>
         </w:tc>
@@ -28810,7 +28670,7 @@
                 <w:i w:val="0"/>
                 <w:sz w:val="18"/>
               </w:rPr>
-              <w:t>2.10</w:t>
+              <w:t>2.56</w:t>
             </w:r>
           </w:p>
         </w:tc>
@@ -28872,7 +28732,7 @@
                 <w:i w:val="0"/>
                 <w:sz w:val="18"/>
               </w:rPr>
-              <w:t>4.84</w:t>
+              <w:t>4.45</w:t>
             </w:r>
           </w:p>
         </w:tc>
@@ -28892,7 +28752,7 @@
                 <w:i w:val="0"/>
                 <w:sz w:val="18"/>
               </w:rPr>
-              <w:t>1.5e-05</w:t>
+              <w:t>8.35e-5</w:t>
             </w:r>
           </w:p>
         </w:tc>
@@ -28912,7 +28772,7 @@
                 <w:i w:val="0"/>
                 <w:sz w:val="18"/>
               </w:rPr>
-              <w:t>3.08</w:t>
+              <w:t>2.12</w:t>
             </w:r>
           </w:p>
         </w:tc>
@@ -28932,7 +28792,7 @@
                 <w:i w:val="0"/>
                 <w:sz w:val="18"/>
               </w:rPr>
-              <w:t>0.0386</w:t>
+              <w:t>0.255</w:t>
             </w:r>
           </w:p>
         </w:tc>
@@ -28952,7 +28812,7 @@
                 <w:i w:val="0"/>
                 <w:sz w:val="18"/>
               </w:rPr>
-              <w:t>44.3</w:t>
+              <w:t>60.2</w:t>
             </w:r>
           </w:p>
         </w:tc>
@@ -28972,7 +28832,7 @@
                 <w:i w:val="0"/>
                 <w:sz w:val="18"/>
               </w:rPr>
-              <w:t>0.31</w:t>
+              <w:t>0.59</w:t>
             </w:r>
           </w:p>
         </w:tc>
@@ -28992,7 +28852,7 @@
                 <w:i w:val="0"/>
                 <w:sz w:val="18"/>
               </w:rPr>
-              <w:t>yes</w:t>
+              <w:t>no</w:t>
             </w:r>
           </w:p>
         </w:tc>
@@ -29023,7 +28883,7 @@
           <w:i w:val="0"/>
           <w:sz w:val="22"/>
         </w:rPr>
-        <w:t xml:space="preserve"> Only 4 of the 10 targets retain FDR &lt; 0.05 under random effects (SLC2A1, TNIK, ADRA2A, GALNS), so target ranking is model-dependent and no target is either privileged or excluded by the meta-analysis on this basis.</w:t>
+        <w:t xml:space="preserve"> Only 2 of the 10 targets retain FDR &lt; 0.05 under random effects (TNIK, GALNS), so target ranking is model-dependent and no target is either privileged or excluded by the meta-analysis on this basis.</w:t>
       </w:r>
     </w:p>
     <w:p>
